--- a/Interview-questions/Interview_JCL.docx
+++ b/Interview-questions/Interview_JCL.docx
@@ -1,6 +1,6 @@
 
 <file path=word/document.xml><?xml version="1.0" encoding="utf-8"?>
-<w:document xmlns:wpc="http://schemas.microsoft.com/office/word/2010/wordprocessingCanvas" xmlns:cx="http://schemas.microsoft.com/office/drawing/2014/chartex" xmlns:cx1="http://schemas.microsoft.com/office/drawing/2015/9/8/chartex" xmlns:cx2="http://schemas.microsoft.com/office/drawing/2015/10/21/chartex" xmlns:cx3="http://schemas.microsoft.com/office/drawing/2016/5/9/chartex" xmlns:cx4="http://schemas.microsoft.com/office/drawing/2016/5/10/chartex" xmlns:cx5="http://schemas.microsoft.com/office/drawing/2016/5/11/chartex" xmlns:cx6="http://schemas.microsoft.com/office/drawing/2016/5/12/chartex" xmlns:cx7="http://schemas.microsoft.com/office/drawing/2016/5/13/chartex" xmlns:cx8="http://schemas.microsoft.com/office/drawing/2016/5/14/chartex" xmlns:mc="http://schemas.openxmlformats.org/markup-compatibility/2006" xmlns:aink="http://schemas.microsoft.com/office/drawing/2016/ink" xmlns:am3d="http://schemas.microsoft.com/office/drawing/2017/model3d" xmlns:o="urn:schemas-microsoft-com:office:office" xmlns:oel="http://schemas.microsoft.com/office/2019/extlst" xmlns:r="http://schemas.openxmlformats.org/officeDocument/2006/relationships" xmlns:m="http://schemas.openxmlformats.org/officeDocument/2006/math" xmlns:v="urn:schemas-microsoft-com:vml" xmlns:wp14="http://schemas.microsoft.com/office/word/2010/wordprocessingDrawing" xmlns:wp="http://schemas.openxmlformats.org/drawingml/2006/wordprocessingDrawing" xmlns:w10="urn:schemas-microsoft-com:office:word" xmlns:w="http://schemas.openxmlformats.org/wordprocessingml/2006/main" xmlns:w14="http://schemas.microsoft.com/office/word/2010/wordml" xmlns:w15="http://schemas.microsoft.com/office/word/2012/wordml" xmlns:w16cex="http://schemas.microsoft.com/office/word/2018/wordml/cex" xmlns:w16cid="http://schemas.microsoft.com/office/word/2016/wordml/cid" xmlns:w16="http://schemas.microsoft.com/office/word/2018/wordml" xmlns:w16du="http://schemas.microsoft.com/office/word/2023/wordml/word16du" xmlns:w16sdtdh="http://schemas.microsoft.com/office/word/2020/wordml/sdtdatahash" xmlns:w16sdtfl="http://schemas.microsoft.com/office/word/2024/wordml/sdtformatlock" xmlns:w16se="http://schemas.microsoft.com/office/word/2015/wordml/symex" xmlns:wpg="http://schemas.microsoft.com/office/word/2010/wordprocessingGroup" xmlns:wpi="http://schemas.microsoft.com/office/word/2010/wordprocessingInk" xmlns:wne="http://schemas.microsoft.com/office/word/2006/wordml" xmlns:wps="http://schemas.microsoft.com/office/word/2010/wordprocessingShape" mc:Ignorable="w14 w15 w16se w16cid w16 w16cex w16sdtdh w16sdtfl w16du wp14">
+<w:document xmlns:wpc="http://schemas.microsoft.com/office/word/2010/wordprocessingCanvas" xmlns:cx="http://schemas.microsoft.com/office/drawing/2014/chartex" xmlns:cx1="http://schemas.microsoft.com/office/drawing/2015/9/8/chartex" xmlns:cx2="http://schemas.microsoft.com/office/drawing/2015/10/21/chartex" xmlns:cx3="http://schemas.microsoft.com/office/drawing/2016/5/9/chartex" xmlns:cx4="http://schemas.microsoft.com/office/drawing/2016/5/10/chartex" xmlns:cx5="http://schemas.microsoft.com/office/drawing/2016/5/11/chartex" xmlns:cx6="http://schemas.microsoft.com/office/drawing/2016/5/12/chartex" xmlns:cx7="http://schemas.microsoft.com/office/drawing/2016/5/13/chartex" xmlns:cx8="http://schemas.microsoft.com/office/drawing/2016/5/14/chartex" xmlns:mc="http://schemas.openxmlformats.org/markup-compatibility/2006" xmlns:aink="http://schemas.microsoft.com/office/drawing/2016/ink" xmlns:am3d="http://schemas.microsoft.com/office/drawing/2017/model3d" xmlns:o="urn:schemas-microsoft-com:office:office" xmlns:oel="http://schemas.microsoft.com/office/2019/extlst" xmlns:r="http://schemas.openxmlformats.org/officeDocument/2006/relationships" xmlns:m="http://schemas.openxmlformats.org/officeDocument/2006/math" xmlns:v="urn:schemas-microsoft-com:vml" xmlns:wp14="http://schemas.microsoft.com/office/word/2010/wordprocessingDrawing" xmlns:wp="http://schemas.openxmlformats.org/drawingml/2006/wordprocessingDrawing" xmlns:w10="urn:schemas-microsoft-com:office:word" xmlns:w="http://schemas.openxmlformats.org/wordprocessingml/2006/main" xmlns:w14="http://schemas.microsoft.com/office/word/2010/wordml" xmlns:w15="http://schemas.microsoft.com/office/word/2012/wordml" xmlns:w16cei="http://schemas.microsoft.com/office/word/2026/wordml/cei" xmlns:w16cex="http://schemas.microsoft.com/office/word/2018/wordml/cex" xmlns:w16cid="http://schemas.microsoft.com/office/word/2016/wordml/cid" xmlns:w16="http://schemas.microsoft.com/office/word/2018/wordml" xmlns:w16du="http://schemas.microsoft.com/office/word/2023/wordml/word16du" xmlns:w16sdtdh="http://schemas.microsoft.com/office/word/2020/wordml/sdtdatahash" xmlns:w16sdtfl="http://schemas.microsoft.com/office/word/2024/wordml/sdtformatlock" xmlns:w16se="http://schemas.microsoft.com/office/word/2015/wordml/symex" xmlns:wpg="http://schemas.microsoft.com/office/word/2010/wordprocessingGroup" xmlns:wpi="http://schemas.microsoft.com/office/word/2010/wordprocessingInk" xmlns:wne="http://schemas.microsoft.com/office/word/2006/wordml" xmlns:wps="http://schemas.microsoft.com/office/word/2010/wordprocessingShape" mc:Ignorable="w14 w15 w16se w16cid w16 w16cex w16sdtdh w16sdtfl w16du wp14">
   <w:body>
     <w:p>
       <w:pPr>
@@ -233,108 +233,260 @@
         <w:spacing w:after="0"/>
       </w:pPr>
       <w:r>
-        <w:t>//STEP1 EXEC PGM=PROG</w:t>
-      </w:r>
-      <w:proofErr w:type="gramStart"/>
-      <w:r>
-        <w:t>1,COND</w:t>
-      </w:r>
-      <w:proofErr w:type="gramEnd"/>
-      <w:r>
-        <w:t>=(</w:t>
-      </w:r>
-      <w:proofErr w:type="gramStart"/>
-      <w:r>
-        <w:t>0,EQ</w:t>
-      </w:r>
-      <w:proofErr w:type="gramEnd"/>
+        <w:t>//STEP1 EXEC PGM=PROG1,COND=(0,EQ)</w:t>
+      </w:r>
+      <w:r>
+        <w:t xml:space="preserve"> (</w:t>
+      </w:r>
+      <w:r>
+        <w:t>System assumes previous return code (RC) = 0</w:t>
+      </w:r>
       <w:r>
         <w:t>)</w:t>
       </w:r>
       <w:r>
-        <w:t xml:space="preserve"> (</w:t>
-      </w:r>
-      <w:r>
-        <w:t>System assumes previous return code (RC) = 0</w:t>
+        <w:br/>
+        <w:t>//STEP2 EXEC PGM=PROG2</w:t>
+      </w:r>
+      <w:r>
+        <w:br/>
+        <w:t>//STEP3 EXEC PGM=PROG3</w:t>
+      </w:r>
+    </w:p>
+    <w:p>
+      <w:pPr>
+        <w:pStyle w:val="ListParagraph"/>
+        <w:spacing w:after="0"/>
+        <w:ind w:left="1440"/>
+      </w:pPr>
+    </w:p>
+    <w:p>
+      <w:pPr>
+        <w:pStyle w:val="ListParagraph"/>
+        <w:numPr>
+          <w:ilvl w:val="1"/>
+          <w:numId w:val="1"/>
+        </w:numPr>
+        <w:spacing w:after="0"/>
+      </w:pPr>
+      <w:r>
+        <w:t>// IF (1 = 2) THEN</w:t>
+      </w:r>
+      <w:r>
+        <w:br/>
+        <w:t>//STEP1 EXEC PGM=PROG1</w:t>
+      </w:r>
+      <w:r>
+        <w:br/>
+        <w:t>// ENDIF</w:t>
+      </w:r>
+      <w:r>
+        <w:br/>
+        <w:t>//STEP2 EXEC PGM=PROG2</w:t>
+      </w:r>
+      <w:r>
+        <w:br/>
+        <w:t>//STEP3 EXEC PGM=PROG3</w:t>
+      </w:r>
+    </w:p>
+    <w:p>
+      <w:pPr>
+        <w:spacing w:after="0"/>
+      </w:pPr>
+    </w:p>
+    <w:p>
+      <w:pPr>
+        <w:pStyle w:val="ListParagraph"/>
+        <w:numPr>
+          <w:ilvl w:val="1"/>
+          <w:numId w:val="1"/>
+        </w:numPr>
+        <w:spacing w:after="0"/>
+      </w:pPr>
+      <w:r>
+        <w:t>//*STEP1 EXEC PGM=PROG1</w:t>
+      </w:r>
+      <w:r>
+        <w:br/>
+        <w:t>//STEP2 EXEC PGM=PROG2</w:t>
+      </w:r>
+      <w:r>
+        <w:br/>
+        <w:t>//STEP3 EXEC PGM=PROG3</w:t>
+      </w:r>
+    </w:p>
+    <w:p>
+      <w:pPr>
+        <w:pStyle w:val="ListParagraph"/>
+      </w:pPr>
+    </w:p>
+    <w:p>
+      <w:pPr>
+        <w:pStyle w:val="ListParagraph"/>
+        <w:numPr>
+          <w:ilvl w:val="0"/>
+          <w:numId w:val="1"/>
+        </w:numPr>
+        <w:spacing w:after="0"/>
+        <w:rPr>
+          <w:b/>
+          <w:bCs/>
+        </w:rPr>
+      </w:pPr>
+      <w:r>
+        <w:rPr>
+          <w:b/>
+          <w:bCs/>
+        </w:rPr>
+        <w:t>How to mention condition to execute STEP2 only if STEP1 RC 0?</w:t>
+      </w:r>
+    </w:p>
+    <w:p>
+      <w:pPr>
+        <w:pStyle w:val="ListParagraph"/>
+        <w:numPr>
+          <w:ilvl w:val="1"/>
+          <w:numId w:val="1"/>
+        </w:numPr>
+        <w:spacing w:after="0"/>
+      </w:pPr>
+      <w:r>
+        <w:t>//STEP2 EXEC PGM=PROG2</w:t>
+      </w:r>
+      <w:r>
+        <w:t>,COND=(4,LT)</w:t>
+      </w:r>
+    </w:p>
+    <w:p>
+      <w:pPr>
+        <w:pStyle w:val="ListParagraph"/>
+        <w:spacing w:after="0"/>
+        <w:ind w:left="1440"/>
+      </w:pPr>
+    </w:p>
+    <w:p>
+      <w:pPr>
+        <w:pStyle w:val="ListParagraph"/>
+        <w:numPr>
+          <w:ilvl w:val="0"/>
+          <w:numId w:val="1"/>
+        </w:numPr>
+        <w:spacing w:after="0"/>
+        <w:rPr>
+          <w:b/>
+          <w:bCs/>
+        </w:rPr>
+      </w:pPr>
+      <w:r>
+        <w:rPr>
+          <w:b/>
+          <w:bCs/>
+        </w:rPr>
+        <w:t>I don't want to execute step 2 and step 4 at any cost. How to write condition parameter to fulfill the above requirement?</w:t>
+      </w:r>
+    </w:p>
+    <w:p>
+      <w:pPr>
+        <w:pStyle w:val="ListParagraph"/>
+        <w:numPr>
+          <w:ilvl w:val="1"/>
+          <w:numId w:val="1"/>
+        </w:numPr>
+        <w:spacing w:after="0"/>
+      </w:pPr>
+      <w:r>
+        <w:t>//STEP2 EXEC PGM=PROG2,COND=(0,LE)</w:t>
+      </w:r>
+      <w:r>
+        <w:br/>
+        <w:t>//STEP4 EXEC PGM=PROG4,COND=(0,LE)</w:t>
+      </w:r>
+    </w:p>
+    <w:p>
+      <w:pPr>
+        <w:pStyle w:val="ListParagraph"/>
+        <w:numPr>
+          <w:ilvl w:val="1"/>
+          <w:numId w:val="1"/>
+        </w:numPr>
+        <w:spacing w:after="0"/>
+      </w:pPr>
+      <w:r>
+        <w:t>Use IF condition</w:t>
+      </w:r>
+    </w:p>
+    <w:p>
+      <w:pPr>
+        <w:pStyle w:val="ListParagraph"/>
+        <w:numPr>
+          <w:ilvl w:val="1"/>
+          <w:numId w:val="1"/>
+        </w:numPr>
+        <w:spacing w:after="0"/>
+      </w:pPr>
+      <w:r>
+        <w:t>Comment STEP2 and STEP4</w:t>
+      </w:r>
+    </w:p>
+    <w:p>
+      <w:pPr>
+        <w:pStyle w:val="ListParagraph"/>
+        <w:spacing w:after="0"/>
+        <w:ind w:left="1440"/>
+      </w:pPr>
+    </w:p>
+    <w:p>
+      <w:pPr>
+        <w:pStyle w:val="ListParagraph"/>
+        <w:numPr>
+          <w:ilvl w:val="0"/>
+          <w:numId w:val="1"/>
+        </w:numPr>
+        <w:spacing w:after="0"/>
+        <w:rPr>
+          <w:b/>
+          <w:bCs/>
+        </w:rPr>
+      </w:pPr>
+      <w:r>
+        <w:rPr>
+          <w:b/>
+          <w:bCs/>
+        </w:rPr>
+        <w:t>I want to execute step 2 and step 4 at any cost. How to write condition parameter to fulfill the above requirement?</w:t>
+      </w:r>
+    </w:p>
+    <w:p>
+      <w:pPr>
+        <w:pStyle w:val="ListParagraph"/>
+        <w:numPr>
+          <w:ilvl w:val="1"/>
+          <w:numId w:val="1"/>
+        </w:numPr>
+        <w:spacing w:after="0"/>
+      </w:pPr>
+      <w:r>
+        <w:t>//STEP2 EXEC PGM=PROG2,COND=(0,</w:t>
+      </w:r>
+      <w:r>
+        <w:t>GE</w:t>
       </w:r>
       <w:r>
         <w:t>)</w:t>
       </w:r>
       <w:r>
         <w:br/>
-        <w:t>//STEP2 EXEC PGM=PROG2</w:t>
-      </w:r>
-      <w:r>
-        <w:br/>
-        <w:t>//STEP3 EXEC PGM=PROG3</w:t>
-      </w:r>
-    </w:p>
-    <w:p>
-      <w:pPr>
-        <w:pStyle w:val="ListParagraph"/>
-        <w:spacing w:after="0"/>
-        <w:ind w:left="1440"/>
-      </w:pPr>
-    </w:p>
-    <w:p>
-      <w:pPr>
-        <w:pStyle w:val="ListParagraph"/>
-        <w:numPr>
-          <w:ilvl w:val="1"/>
-          <w:numId w:val="1"/>
-        </w:numPr>
-        <w:spacing w:after="0"/>
-      </w:pPr>
-      <w:r>
-        <w:t>// IF (1 = 2) THEN</w:t>
-      </w:r>
-      <w:r>
-        <w:br/>
-        <w:t>//STEP1 EXEC PGM=PROG1</w:t>
-      </w:r>
-      <w:r>
-        <w:br/>
-        <w:t>// ENDIF</w:t>
-      </w:r>
-      <w:r>
-        <w:br/>
-        <w:t>//STEP2 EXEC PGM=PROG2</w:t>
-      </w:r>
-      <w:r>
-        <w:br/>
-        <w:t>//STEP3 EXEC PGM=PROG3</w:t>
-      </w:r>
-    </w:p>
-    <w:p>
-      <w:pPr>
-        <w:spacing w:after="0"/>
-      </w:pPr>
-    </w:p>
-    <w:p>
-      <w:pPr>
-        <w:pStyle w:val="ListParagraph"/>
-        <w:numPr>
-          <w:ilvl w:val="1"/>
-          <w:numId w:val="1"/>
-        </w:numPr>
-        <w:spacing w:after="0"/>
-      </w:pPr>
-      <w:r>
-        <w:t>//*STEP1 EXEC PGM=PROG1</w:t>
-      </w:r>
-      <w:r>
-        <w:br/>
-        <w:t>//STEP2 EXEC PGM=PROG2</w:t>
-      </w:r>
-      <w:r>
-        <w:br/>
-        <w:t>//STEP3 EXEC PGM=PROG3</w:t>
-      </w:r>
-    </w:p>
-    <w:p>
-      <w:pPr>
-        <w:pStyle w:val="ListParagraph"/>
-      </w:pPr>
+        <w:t>//STEP4 EXEC PGM=PROG4,COND=(0,</w:t>
+      </w:r>
+      <w:r>
+        <w:t>G</w:t>
+      </w:r>
+      <w:r>
+        <w:t>E)</w:t>
+      </w:r>
+      <w:r>
+        <w:br/>
+      </w:r>
     </w:p>
     <w:p>
       <w:pPr>
@@ -354,283 +506,6 @@
           <w:b/>
           <w:bCs/>
         </w:rPr>
-        <w:t>How to mention condition to execute STEP2 only if STEP1 RC 0?</w:t>
-      </w:r>
-    </w:p>
-    <w:p>
-      <w:pPr>
-        <w:pStyle w:val="ListParagraph"/>
-        <w:numPr>
-          <w:ilvl w:val="1"/>
-          <w:numId w:val="1"/>
-        </w:numPr>
-        <w:spacing w:after="0"/>
-      </w:pPr>
-      <w:r>
-        <w:t>//STEP2 EXEC PGM=PROG</w:t>
-      </w:r>
-      <w:proofErr w:type="gramStart"/>
-      <w:r>
-        <w:t>2</w:t>
-      </w:r>
-      <w:r>
-        <w:t>,COND</w:t>
-      </w:r>
-      <w:proofErr w:type="gramEnd"/>
-      <w:r>
-        <w:t>=(</w:t>
-      </w:r>
-      <w:proofErr w:type="gramStart"/>
-      <w:r>
-        <w:t>4,LT</w:t>
-      </w:r>
-      <w:proofErr w:type="gramEnd"/>
-      <w:r>
-        <w:t>)</w:t>
-      </w:r>
-    </w:p>
-    <w:p>
-      <w:pPr>
-        <w:pStyle w:val="ListParagraph"/>
-        <w:spacing w:after="0"/>
-        <w:ind w:left="1440"/>
-      </w:pPr>
-    </w:p>
-    <w:p>
-      <w:pPr>
-        <w:pStyle w:val="ListParagraph"/>
-        <w:numPr>
-          <w:ilvl w:val="0"/>
-          <w:numId w:val="1"/>
-        </w:numPr>
-        <w:spacing w:after="0"/>
-        <w:rPr>
-          <w:b/>
-          <w:bCs/>
-        </w:rPr>
-      </w:pPr>
-      <w:r>
-        <w:rPr>
-          <w:b/>
-          <w:bCs/>
-        </w:rPr>
-        <w:t xml:space="preserve">I don't want to execute step 2 and step 4 at any cost. How to write condition parameter to </w:t>
-      </w:r>
-      <w:proofErr w:type="spellStart"/>
-      <w:r>
-        <w:rPr>
-          <w:b/>
-          <w:bCs/>
-        </w:rPr>
-        <w:t>fulfill</w:t>
-      </w:r>
-      <w:proofErr w:type="spellEnd"/>
-      <w:r>
-        <w:rPr>
-          <w:b/>
-          <w:bCs/>
-        </w:rPr>
-        <w:t xml:space="preserve"> the above requirement?</w:t>
-      </w:r>
-    </w:p>
-    <w:p>
-      <w:pPr>
-        <w:pStyle w:val="ListParagraph"/>
-        <w:numPr>
-          <w:ilvl w:val="1"/>
-          <w:numId w:val="1"/>
-        </w:numPr>
-        <w:spacing w:after="0"/>
-      </w:pPr>
-      <w:r>
-        <w:t>//STEP2 EXEC PGM=PROG</w:t>
-      </w:r>
-      <w:proofErr w:type="gramStart"/>
-      <w:r>
-        <w:t>2,COND</w:t>
-      </w:r>
-      <w:proofErr w:type="gramEnd"/>
-      <w:r>
-        <w:t>=(</w:t>
-      </w:r>
-      <w:proofErr w:type="gramStart"/>
-      <w:r>
-        <w:t>0,LE</w:t>
-      </w:r>
-      <w:proofErr w:type="gramEnd"/>
-      <w:r>
-        <w:t>)</w:t>
-      </w:r>
-      <w:r>
-        <w:br/>
-        <w:t>//STEP4 EXEC PGM=PROG</w:t>
-      </w:r>
-      <w:proofErr w:type="gramStart"/>
-      <w:r>
-        <w:t>4,COND</w:t>
-      </w:r>
-      <w:proofErr w:type="gramEnd"/>
-      <w:r>
-        <w:t>=(</w:t>
-      </w:r>
-      <w:proofErr w:type="gramStart"/>
-      <w:r>
-        <w:t>0,LE</w:t>
-      </w:r>
-      <w:proofErr w:type="gramEnd"/>
-      <w:r>
-        <w:t>)</w:t>
-      </w:r>
-    </w:p>
-    <w:p>
-      <w:pPr>
-        <w:pStyle w:val="ListParagraph"/>
-        <w:numPr>
-          <w:ilvl w:val="1"/>
-          <w:numId w:val="1"/>
-        </w:numPr>
-        <w:spacing w:after="0"/>
-      </w:pPr>
-      <w:r>
-        <w:t>Use IF condition</w:t>
-      </w:r>
-    </w:p>
-    <w:p>
-      <w:pPr>
-        <w:pStyle w:val="ListParagraph"/>
-        <w:numPr>
-          <w:ilvl w:val="1"/>
-          <w:numId w:val="1"/>
-        </w:numPr>
-        <w:spacing w:after="0"/>
-      </w:pPr>
-      <w:r>
-        <w:t>Comment STEP2 and STEP4</w:t>
-      </w:r>
-    </w:p>
-    <w:p>
-      <w:pPr>
-        <w:pStyle w:val="ListParagraph"/>
-        <w:spacing w:after="0"/>
-        <w:ind w:left="1440"/>
-      </w:pPr>
-    </w:p>
-    <w:p>
-      <w:pPr>
-        <w:pStyle w:val="ListParagraph"/>
-        <w:numPr>
-          <w:ilvl w:val="0"/>
-          <w:numId w:val="1"/>
-        </w:numPr>
-        <w:spacing w:after="0"/>
-        <w:rPr>
-          <w:b/>
-          <w:bCs/>
-        </w:rPr>
-      </w:pPr>
-      <w:r>
-        <w:rPr>
-          <w:b/>
-          <w:bCs/>
-        </w:rPr>
-        <w:t xml:space="preserve">I want to execute step 2 and step 4 at any cost. How to write condition parameter to </w:t>
-      </w:r>
-      <w:proofErr w:type="spellStart"/>
-      <w:r>
-        <w:rPr>
-          <w:b/>
-          <w:bCs/>
-        </w:rPr>
-        <w:t>fulfill</w:t>
-      </w:r>
-      <w:proofErr w:type="spellEnd"/>
-      <w:r>
-        <w:rPr>
-          <w:b/>
-          <w:bCs/>
-        </w:rPr>
-        <w:t xml:space="preserve"> the above requirement?</w:t>
-      </w:r>
-    </w:p>
-    <w:p>
-      <w:pPr>
-        <w:pStyle w:val="ListParagraph"/>
-        <w:numPr>
-          <w:ilvl w:val="1"/>
-          <w:numId w:val="1"/>
-        </w:numPr>
-        <w:spacing w:after="0"/>
-      </w:pPr>
-      <w:r>
-        <w:t>//STEP2 EXEC PGM=PROG</w:t>
-      </w:r>
-      <w:proofErr w:type="gramStart"/>
-      <w:r>
-        <w:t>2,COND</w:t>
-      </w:r>
-      <w:proofErr w:type="gramEnd"/>
-      <w:r>
-        <w:t>=(</w:t>
-      </w:r>
-      <w:proofErr w:type="gramStart"/>
-      <w:r>
-        <w:t>0,</w:t>
-      </w:r>
-      <w:r>
-        <w:t>GE</w:t>
-      </w:r>
-      <w:proofErr w:type="gramEnd"/>
-      <w:r>
-        <w:t>)</w:t>
-      </w:r>
-      <w:r>
-        <w:br/>
-        <w:t>//STEP4 EXEC PGM=PROG</w:t>
-      </w:r>
-      <w:proofErr w:type="gramStart"/>
-      <w:r>
-        <w:t>4,COND</w:t>
-      </w:r>
-      <w:proofErr w:type="gramEnd"/>
-      <w:r>
-        <w:t>=(</w:t>
-      </w:r>
-      <w:proofErr w:type="gramStart"/>
-      <w:r>
-        <w:t>0,</w:t>
-      </w:r>
-      <w:r>
-        <w:t>G</w:t>
-      </w:r>
-      <w:r>
-        <w:t>E</w:t>
-      </w:r>
-      <w:proofErr w:type="gramEnd"/>
-      <w:r>
-        <w:t>)</w:t>
-      </w:r>
-      <w:r>
-        <w:br/>
-      </w:r>
-    </w:p>
-    <w:p>
-      <w:pPr>
-        <w:pStyle w:val="ListParagraph"/>
-        <w:numPr>
-          <w:ilvl w:val="0"/>
-          <w:numId w:val="1"/>
-        </w:numPr>
-        <w:spacing w:after="0"/>
-        <w:rPr>
-          <w:b/>
-          <w:bCs/>
-        </w:rPr>
-      </w:pPr>
-      <w:r>
-        <w:rPr>
-          <w:b/>
-          <w:bCs/>
-        </w:rPr>
         <w:t>STEP2 should execute if STEP1 RC 00 or less than 04. How to mention COND parameter?</w:t>
       </w:r>
     </w:p>
@@ -644,21 +519,11 @@
         <w:spacing w:after="0"/>
       </w:pPr>
       <w:r>
-        <w:t>//STEP2 EXEC PGM=PROG</w:t>
-      </w:r>
-      <w:proofErr w:type="gramStart"/>
-      <w:r>
-        <w:t>2,COND</w:t>
-      </w:r>
-      <w:proofErr w:type="gramEnd"/>
-      <w:r>
-        <w:t>=(</w:t>
-      </w:r>
-      <w:proofErr w:type="gramStart"/>
+        <w:t>//STEP2 EXEC PGM=PROG2,COND=(</w:t>
+      </w:r>
       <w:r>
         <w:t>04,LE</w:t>
       </w:r>
-      <w:proofErr w:type="gramEnd"/>
       <w:r>
         <w:t>)</w:t>
       </w:r>
@@ -777,23 +642,7 @@
           <w:b/>
           <w:bCs/>
         </w:rPr>
-        <w:t xml:space="preserve">an we skip all steps in JCL by giving COND in </w:t>
-      </w:r>
-      <w:proofErr w:type="spellStart"/>
-      <w:r>
-        <w:rPr>
-          <w:b/>
-          <w:bCs/>
-        </w:rPr>
-        <w:t>jobcard</w:t>
-      </w:r>
-      <w:proofErr w:type="spellEnd"/>
-      <w:r>
-        <w:rPr>
-          <w:b/>
-          <w:bCs/>
-        </w:rPr>
-        <w:t>?</w:t>
+        <w:t>an we skip all steps in JCL by giving COND in jobcard?</w:t>
       </w:r>
     </w:p>
     <w:p>
@@ -812,23 +661,7 @@
         <w:t>JOBCARD</w:t>
       </w:r>
       <w:r>
-        <w:t xml:space="preserve"> JOB </w:t>
-      </w:r>
-      <w:proofErr w:type="gramStart"/>
-      <w:r>
-        <w:t>...,COND</w:t>
-      </w:r>
-      <w:proofErr w:type="gramEnd"/>
-      <w:r>
-        <w:t>=(</w:t>
-      </w:r>
-      <w:proofErr w:type="gramStart"/>
-      <w:r>
-        <w:t>0,LE</w:t>
-      </w:r>
-      <w:proofErr w:type="gramEnd"/>
-      <w:r>
-        <w:t>)</w:t>
+        <w:t xml:space="preserve"> JOB ...,COND=(0,LE)</w:t>
       </w:r>
     </w:p>
     <w:p>
@@ -890,45 +723,27 @@
       <w:r>
         <w:t xml:space="preserve"> </w:t>
       </w:r>
-      <w:proofErr w:type="spellStart"/>
-      <w:r>
-        <w:t>Sxxx</w:t>
-      </w:r>
-      <w:proofErr w:type="spellEnd"/>
-      <w:r>
-        <w:t xml:space="preserve"> (System Abend)</w:t>
+      <w:r>
+        <w:t>Sxxx (System Abend)</w:t>
       </w:r>
       <w:r>
         <w:t xml:space="preserve">, </w:t>
       </w:r>
-      <w:proofErr w:type="spellStart"/>
-      <w:r>
-        <w:t>Uxxxx</w:t>
-      </w:r>
-      <w:proofErr w:type="spellEnd"/>
-      <w:r>
-        <w:t xml:space="preserve"> (User Abend)</w:t>
-      </w:r>
-    </w:p>
-    <w:p>
-      <w:pPr>
-        <w:pStyle w:val="ListParagraph"/>
-        <w:numPr>
-          <w:ilvl w:val="1"/>
-          <w:numId w:val="1"/>
-        </w:numPr>
-        <w:spacing w:after="0"/>
-      </w:pPr>
-      <w:r>
-        <w:t>User Abend (</w:t>
-      </w:r>
-      <w:proofErr w:type="spellStart"/>
-      <w:r>
-        <w:t>Uxxxx</w:t>
-      </w:r>
-      <w:proofErr w:type="spellEnd"/>
-      <w:r>
-        <w:t>) happens when:</w:t>
+      <w:r>
+        <w:t>Uxxxx (User Abend)</w:t>
+      </w:r>
+    </w:p>
+    <w:p>
+      <w:pPr>
+        <w:pStyle w:val="ListParagraph"/>
+        <w:numPr>
+          <w:ilvl w:val="1"/>
+          <w:numId w:val="1"/>
+        </w:numPr>
+        <w:spacing w:after="0"/>
+      </w:pPr>
+      <w:r>
+        <w:t>User Abend (Uxxxx) happens when:</w:t>
       </w:r>
     </w:p>
     <w:p>
@@ -993,15 +808,7 @@
         <w:spacing w:after="0"/>
       </w:pPr>
       <w:r>
-        <w:t>System Abend (</w:t>
-      </w:r>
-      <w:proofErr w:type="spellStart"/>
-      <w:r>
-        <w:t>Sxxx</w:t>
-      </w:r>
-      <w:proofErr w:type="spellEnd"/>
-      <w:r>
-        <w:t>)</w:t>
+        <w:t>System Abend (Sxxx)</w:t>
       </w:r>
     </w:p>
     <w:p>
@@ -1648,21 +1455,13 @@
         <w:spacing w:after="0"/>
       </w:pPr>
       <w:r>
-        <w:t xml:space="preserve">DB2 detected </w:t>
-      </w:r>
-      <w:proofErr w:type="gramStart"/>
-      <w:r>
-        <w:t>deadlock</w:t>
+        <w:t>DB2 detected deadlock</w:t>
       </w:r>
       <w:r>
         <w:t xml:space="preserve">, </w:t>
       </w:r>
       <w:r>
-        <w:t xml:space="preserve"> Rolled</w:t>
-      </w:r>
-      <w:proofErr w:type="gramEnd"/>
-      <w:r>
-        <w:t xml:space="preserve"> back our transaction</w:t>
+        <w:t xml:space="preserve"> Rolled back our transaction</w:t>
       </w:r>
       <w:r>
         <w:t xml:space="preserve">, </w:t>
@@ -1894,47 +1693,7 @@
       </w:r>
       <w:r>
         <w:br/>
-        <w:t>OUTREC BUILD=(1,</w:t>
-      </w:r>
-      <w:proofErr w:type="gramStart"/>
-      <w:r>
-        <w:t>1,C</w:t>
-      </w:r>
-      <w:proofErr w:type="gramEnd"/>
-      <w:r>
-        <w:t>'*',3,</w:t>
-      </w:r>
-      <w:proofErr w:type="gramStart"/>
-      <w:r>
-        <w:t>1,C</w:t>
-      </w:r>
-      <w:proofErr w:type="gramEnd"/>
-      <w:r>
-        <w:t>'*',5,</w:t>
-      </w:r>
-      <w:proofErr w:type="gramStart"/>
-      <w:r>
-        <w:t>1,C</w:t>
-      </w:r>
-      <w:proofErr w:type="gramEnd"/>
-      <w:r>
-        <w:t>'*',7,</w:t>
-      </w:r>
-      <w:proofErr w:type="gramStart"/>
-      <w:r>
-        <w:t>1,C</w:t>
-      </w:r>
-      <w:proofErr w:type="gramEnd"/>
-      <w:r>
-        <w:t>'*',9,</w:t>
-      </w:r>
-      <w:proofErr w:type="gramStart"/>
-      <w:r>
-        <w:t>1,C</w:t>
-      </w:r>
-      <w:proofErr w:type="gramEnd"/>
-      <w:r>
-        <w:t>'*')</w:t>
+        <w:t>OUTREC BUILD=(1,1,C'*',3,1,C'*',5,1,C'*',7,1,C'*',9,1,C'*')</w:t>
       </w:r>
       <w:r>
         <w:br/>
@@ -1966,23 +1725,7 @@
           <w:b/>
           <w:bCs/>
         </w:rPr>
-        <w:t xml:space="preserve">I have two </w:t>
-      </w:r>
-      <w:proofErr w:type="gramStart"/>
-      <w:r>
-        <w:rPr>
-          <w:b/>
-          <w:bCs/>
-        </w:rPr>
-        <w:t>files,</w:t>
-      </w:r>
-      <w:proofErr w:type="gramEnd"/>
-      <w:r>
-        <w:rPr>
-          <w:b/>
-          <w:bCs/>
-        </w:rPr>
-        <w:t xml:space="preserve"> I want to join them on customer ID and want to include all the data from both the files. How to achieve this using join function in JCL?</w:t>
+        <w:t>I have two files, I want to join them on customer ID and want to include all the data from both the files. How to achieve this using join function in JCL?</w:t>
       </w:r>
     </w:p>
     <w:p>
@@ -2003,67 +1746,19 @@
       </w:r>
       <w:r>
         <w:br/>
-        <w:t>JOINKEYS FILE=F</w:t>
-      </w:r>
-      <w:proofErr w:type="gramStart"/>
-      <w:r>
-        <w:t>1,FIELDS</w:t>
-      </w:r>
-      <w:proofErr w:type="gramEnd"/>
-      <w:r>
-        <w:t>=(1,</w:t>
-      </w:r>
-      <w:proofErr w:type="gramStart"/>
-      <w:r>
-        <w:t>4,A</w:t>
-      </w:r>
-      <w:proofErr w:type="gramEnd"/>
-      <w:r>
-        <w:t>)</w:t>
-      </w:r>
-      <w:r>
-        <w:br/>
-        <w:t>JOINKEYS FILE=F</w:t>
-      </w:r>
-      <w:proofErr w:type="gramStart"/>
-      <w:r>
-        <w:t>2,FIELDS</w:t>
-      </w:r>
-      <w:proofErr w:type="gramEnd"/>
-      <w:r>
-        <w:t>=(1,</w:t>
-      </w:r>
-      <w:proofErr w:type="gramStart"/>
-      <w:r>
-        <w:t>4,A</w:t>
-      </w:r>
-      <w:proofErr w:type="gramEnd"/>
-      <w:r>
-        <w:t>)</w:t>
-      </w:r>
-      <w:r>
-        <w:br/>
-        <w:t xml:space="preserve">JOIN </w:t>
-      </w:r>
-      <w:proofErr w:type="gramStart"/>
-      <w:r>
-        <w:t>UNPAIRED,F1,F</w:t>
-      </w:r>
-      <w:proofErr w:type="gramEnd"/>
-      <w:r>
-        <w:t>2</w:t>
-      </w:r>
-      <w:r>
-        <w:br/>
-        <w:t>REFORMAT FIELDS=(F1:1,</w:t>
-      </w:r>
-      <w:proofErr w:type="gramStart"/>
-      <w:r>
-        <w:t>50,F</w:t>
-      </w:r>
-      <w:proofErr w:type="gramEnd"/>
-      <w:r>
-        <w:t>2:1,50)</w:t>
+        <w:t>JOINKEYS FILE=F1,FIELDS=(1,4,A)</w:t>
+      </w:r>
+      <w:r>
+        <w:br/>
+        <w:t>JOINKEYS FILE=F2,FIELDS=(1,4,A)</w:t>
+      </w:r>
+      <w:r>
+        <w:br/>
+        <w:t>JOIN UNPAIRED,F1,F2</w:t>
+      </w:r>
+      <w:r>
+        <w:br/>
+        <w:t>REFORMAT FIELDS=(F1:1,50,F2:1,50)</w:t>
       </w:r>
       <w:r>
         <w:br/>
@@ -2109,23 +1804,7 @@
           <w:b/>
           <w:bCs/>
         </w:rPr>
-        <w:t xml:space="preserve">We have two </w:t>
-      </w:r>
-      <w:proofErr w:type="gramStart"/>
-      <w:r>
-        <w:rPr>
-          <w:b/>
-          <w:bCs/>
-        </w:rPr>
-        <w:t>files,</w:t>
-      </w:r>
-      <w:proofErr w:type="gramEnd"/>
-      <w:r>
-        <w:rPr>
-          <w:b/>
-          <w:bCs/>
-        </w:rPr>
-        <w:t xml:space="preserve"> we need to compare the files and put the matched record in file 1 and unmatched record in file 2.</w:t>
+        <w:t>We have two files, we need to compare the files and put the matched record in file 1 and unmatched record in file 2.</w:t>
       </w:r>
     </w:p>
     <w:p>
@@ -2789,10 +2468,16 @@
           <w:lang w:eastAsia="en-US"/>
           <w14:ligatures w14:val="standardContextual"/>
         </w:rPr>
-        <w:t xml:space="preserve"> indicates the </w:t>
-      </w:r>
-      <w:proofErr w:type="spellStart"/>
-      <w:r>
+        <w:t xml:space="preserve"> indicates the recatalog count of the same generation (V00, V01, etc.)</w:t>
+      </w:r>
+    </w:p>
+    <w:p>
+      <w:pPr>
+        <w:pStyle w:val="NormalWeb"/>
+        <w:numPr>
+          <w:ilvl w:val="1"/>
+          <w:numId w:val="6"/>
+        </w:numPr>
         <w:rPr>
           <w:rFonts w:asciiTheme="minorHAnsi" w:eastAsiaTheme="minorHAnsi" w:hAnsiTheme="minorHAnsi" w:cstheme="minorBidi"/>
           <w:kern w:val="2"/>
@@ -2801,9 +2486,7 @@
           <w:lang w:eastAsia="en-US"/>
           <w14:ligatures w14:val="standardContextual"/>
         </w:rPr>
-        <w:t>recatalog</w:t>
-      </w:r>
-      <w:proofErr w:type="spellEnd"/>
+      </w:pPr>
       <w:r>
         <w:rPr>
           <w:rFonts w:asciiTheme="minorHAnsi" w:eastAsiaTheme="minorHAnsi" w:hAnsiTheme="minorHAnsi" w:cstheme="minorBidi"/>
@@ -2813,7 +2496,7 @@
           <w:lang w:eastAsia="en-US"/>
           <w14:ligatures w14:val="standardContextual"/>
         </w:rPr>
-        <w:t xml:space="preserve"> count of the same generation (V00, V01, etc.)</w:t>
+        <w:t>Generation increases normally using (+1)</w:t>
       </w:r>
     </w:p>
     <w:p>
@@ -2841,16 +2524,14 @@
           <w:lang w:eastAsia="en-US"/>
           <w14:ligatures w14:val="standardContextual"/>
         </w:rPr>
-        <w:t>Generation increases normally using (+1)</w:t>
+        <w:t>Version increases only when the same generation is uncataloged and recataloged</w:t>
       </w:r>
     </w:p>
     <w:p>
       <w:pPr>
         <w:pStyle w:val="NormalWeb"/>
-        <w:numPr>
-          <w:ilvl w:val="1"/>
-          <w:numId w:val="6"/>
-        </w:numPr>
+        <w:spacing w:before="0" w:beforeAutospacing="0" w:after="0" w:afterAutospacing="0"/>
+        <w:ind w:left="1440"/>
         <w:rPr>
           <w:rFonts w:asciiTheme="minorHAnsi" w:eastAsiaTheme="minorHAnsi" w:hAnsiTheme="minorHAnsi" w:cstheme="minorBidi"/>
           <w:kern w:val="2"/>
@@ -2860,69 +2541,6 @@
           <w14:ligatures w14:val="standardContextual"/>
         </w:rPr>
       </w:pPr>
-      <w:r>
-        <w:rPr>
-          <w:rFonts w:asciiTheme="minorHAnsi" w:eastAsiaTheme="minorHAnsi" w:hAnsiTheme="minorHAnsi" w:cstheme="minorBidi"/>
-          <w:kern w:val="2"/>
-          <w:sz w:val="22"/>
-          <w:szCs w:val="22"/>
-          <w:lang w:eastAsia="en-US"/>
-          <w14:ligatures w14:val="standardContextual"/>
-        </w:rPr>
-        <w:t xml:space="preserve">Version increases only when the same generation is </w:t>
-      </w:r>
-      <w:proofErr w:type="spellStart"/>
-      <w:r>
-        <w:rPr>
-          <w:rFonts w:asciiTheme="minorHAnsi" w:eastAsiaTheme="minorHAnsi" w:hAnsiTheme="minorHAnsi" w:cstheme="minorBidi"/>
-          <w:kern w:val="2"/>
-          <w:sz w:val="22"/>
-          <w:szCs w:val="22"/>
-          <w:lang w:eastAsia="en-US"/>
-          <w14:ligatures w14:val="standardContextual"/>
-        </w:rPr>
-        <w:t>uncataloged</w:t>
-      </w:r>
-      <w:proofErr w:type="spellEnd"/>
-      <w:r>
-        <w:rPr>
-          <w:rFonts w:asciiTheme="minorHAnsi" w:eastAsiaTheme="minorHAnsi" w:hAnsiTheme="minorHAnsi" w:cstheme="minorBidi"/>
-          <w:kern w:val="2"/>
-          <w:sz w:val="22"/>
-          <w:szCs w:val="22"/>
-          <w:lang w:eastAsia="en-US"/>
-          <w14:ligatures w14:val="standardContextual"/>
-        </w:rPr>
-        <w:t xml:space="preserve"> and </w:t>
-      </w:r>
-      <w:proofErr w:type="spellStart"/>
-      <w:r>
-        <w:rPr>
-          <w:rFonts w:asciiTheme="minorHAnsi" w:eastAsiaTheme="minorHAnsi" w:hAnsiTheme="minorHAnsi" w:cstheme="minorBidi"/>
-          <w:kern w:val="2"/>
-          <w:sz w:val="22"/>
-          <w:szCs w:val="22"/>
-          <w:lang w:eastAsia="en-US"/>
-          <w14:ligatures w14:val="standardContextual"/>
-        </w:rPr>
-        <w:t>recataloged</w:t>
-      </w:r>
-      <w:proofErr w:type="spellEnd"/>
-    </w:p>
-    <w:p>
-      <w:pPr>
-        <w:pStyle w:val="NormalWeb"/>
-        <w:spacing w:before="0" w:beforeAutospacing="0" w:after="0" w:afterAutospacing="0"/>
-        <w:ind w:left="1440"/>
-        <w:rPr>
-          <w:rFonts w:asciiTheme="minorHAnsi" w:eastAsiaTheme="minorHAnsi" w:hAnsiTheme="minorHAnsi" w:cstheme="minorBidi"/>
-          <w:kern w:val="2"/>
-          <w:sz w:val="22"/>
-          <w:szCs w:val="22"/>
-          <w:lang w:eastAsia="en-US"/>
-          <w14:ligatures w14:val="standardContextual"/>
-        </w:rPr>
-      </w:pPr>
     </w:p>
     <w:p>
       <w:pPr>
@@ -2955,15 +2573,7 @@
         <w:spacing w:after="0"/>
       </w:pPr>
       <w:r>
-        <w:t>//JOBNAME JOB ...</w:t>
-      </w:r>
-      <w:proofErr w:type="gramStart"/>
-      <w:r>
-        <w:t>.,RESTART=STEP1.STEP2.STEP</w:t>
-      </w:r>
-      <w:proofErr w:type="gramEnd"/>
-      <w:r>
-        <w:t>5</w:t>
+        <w:t>//JOBNAME JOB ....,RESTART=STEP1.STEP2.STEP5</w:t>
       </w:r>
     </w:p>
     <w:p>
@@ -3014,6 +2624,9 @@
         <w:ind w:left="1440"/>
       </w:pPr>
       <w:r>
+        <w:rPr>
+          <w:noProof/>
+        </w:rPr>
         <w:drawing>
           <wp:inline distT="0" distB="0" distL="0" distR="0" wp14:anchorId="12E3F646" wp14:editId="0F634080">
             <wp:extent cx="3550227" cy="1717482"/>
@@ -3299,39 +2912,15 @@
       </w:r>
       <w:r>
         <w:br/>
-        <w:t>//</w:t>
-      </w:r>
-      <w:proofErr w:type="gramStart"/>
-      <w:r>
-        <w:t>DFSMSG  DD</w:t>
-      </w:r>
-      <w:proofErr w:type="gramEnd"/>
-      <w:r>
-        <w:t xml:space="preserve"> SYSOUT=*</w:t>
-      </w:r>
-      <w:r>
-        <w:br/>
-        <w:t xml:space="preserve">//IN      DD </w:t>
-      </w:r>
-      <w:proofErr w:type="gramStart"/>
-      <w:r>
-        <w:t>DSN=INPUT.FILE,DISP</w:t>
-      </w:r>
-      <w:proofErr w:type="gramEnd"/>
-      <w:r>
-        <w:t>=SHR</w:t>
-      </w:r>
-      <w:r>
-        <w:br/>
-        <w:t xml:space="preserve">//OUT     DD </w:t>
-      </w:r>
-      <w:proofErr w:type="gramStart"/>
-      <w:r>
-        <w:t>DSN=OUTPUT.FILE,DISP</w:t>
-      </w:r>
-      <w:proofErr w:type="gramEnd"/>
-      <w:r>
-        <w:t>=...</w:t>
+        <w:t>//DFSMSG  DD SYSOUT=*</w:t>
+      </w:r>
+      <w:r>
+        <w:br/>
+        <w:t>//IN      DD DSN=INPUT.FILE,DISP=SHR</w:t>
+      </w:r>
+      <w:r>
+        <w:br/>
+        <w:t>//OUT     DD DSN=OUTPUT.FILE,DISP=...</w:t>
       </w:r>
       <w:r>
         <w:br/>
@@ -3534,15 +3123,7 @@
       </w:r>
       <w:r>
         <w:br/>
-        <w:t xml:space="preserve">  SORT FIELDS=(1,</w:t>
-      </w:r>
-      <w:proofErr w:type="gramStart"/>
-      <w:r>
-        <w:t>5,A</w:t>
-      </w:r>
-      <w:proofErr w:type="gramEnd"/>
-      <w:r>
-        <w:t>)</w:t>
+        <w:t xml:space="preserve">  SORT FIELDS=(1,5,A)</w:t>
       </w:r>
       <w:r>
         <w:br/>
@@ -3583,15 +3164,7 @@
       </w:r>
       <w:r>
         <w:br/>
-        <w:t xml:space="preserve">  SELECT FROM(IN) TO(OUT) ON(1,</w:t>
-      </w:r>
-      <w:proofErr w:type="gramStart"/>
-      <w:r>
-        <w:t>3,CH</w:t>
-      </w:r>
-      <w:proofErr w:type="gramEnd"/>
-      <w:r>
-        <w:t>) EQ(C'IND')</w:t>
+        <w:t xml:space="preserve">  SELECT FROM(IN) TO(OUT) ON(1,3,CH) EQ(C'IND')</w:t>
       </w:r>
       <w:r>
         <w:br/>
@@ -3645,15 +3218,7 @@
       </w:r>
       <w:r>
         <w:br/>
-        <w:t xml:space="preserve">  UNIQUE FROM(IN) TO(OUT) ON(1,</w:t>
-      </w:r>
-      <w:proofErr w:type="gramStart"/>
-      <w:r>
-        <w:t>5,CH</w:t>
-      </w:r>
-      <w:proofErr w:type="gramEnd"/>
-      <w:r>
-        <w:t>)</w:t>
+        <w:t xml:space="preserve">  UNIQUE FROM(IN) TO(OUT) ON(1,5,CH)</w:t>
       </w:r>
       <w:r>
         <w:br/>
@@ -3722,15 +3287,7 @@
       </w:r>
       <w:r>
         <w:br/>
-        <w:t xml:space="preserve">  OCCUR FROM(IN) LIST(OUT) ON(1,</w:t>
-      </w:r>
-      <w:proofErr w:type="gramStart"/>
-      <w:r>
-        <w:t>3,CH</w:t>
-      </w:r>
-      <w:proofErr w:type="gramEnd"/>
-      <w:r>
-        <w:t>)</w:t>
+        <w:t xml:space="preserve">  OCCUR FROM(IN) LIST(OUT) ON(1,3,CH)</w:t>
       </w:r>
       <w:r>
         <w:br/>
@@ -3805,23 +3362,7 @@
       </w:r>
       <w:r>
         <w:br/>
-        <w:t xml:space="preserve">  SPLICE FROM(IN</w:t>
-      </w:r>
-      <w:proofErr w:type="gramStart"/>
-      <w:r>
-        <w:t>1,IN</w:t>
-      </w:r>
-      <w:proofErr w:type="gramEnd"/>
-      <w:r>
-        <w:t xml:space="preserve">2) TO(OUT) </w:t>
-      </w:r>
-      <w:proofErr w:type="gramStart"/>
-      <w:r>
-        <w:t>ON(</w:t>
-      </w:r>
-      <w:proofErr w:type="gramEnd"/>
-      <w:r>
-        <w:t>1,5)</w:t>
+        <w:t xml:space="preserve">  SPLICE FROM(IN1,IN2) TO(OUT) ON(1,5)</w:t>
       </w:r>
       <w:r>
         <w:br/>
@@ -3978,39 +3519,15 @@
       </w:r>
       <w:r>
         <w:br/>
-        <w:t>//</w:t>
-      </w:r>
-      <w:proofErr w:type="gramStart"/>
-      <w:r>
-        <w:t>DFSMSG  DD</w:t>
-      </w:r>
-      <w:proofErr w:type="gramEnd"/>
-      <w:r>
-        <w:t xml:space="preserve"> SYSOUT=*</w:t>
-      </w:r>
-      <w:r>
-        <w:br/>
-        <w:t xml:space="preserve">//IN      DD </w:t>
-      </w:r>
-      <w:proofErr w:type="gramStart"/>
-      <w:r>
-        <w:t>DSN=EMP.FILE,DISP</w:t>
-      </w:r>
-      <w:proofErr w:type="gramEnd"/>
-      <w:r>
-        <w:t>=SHR</w:t>
-      </w:r>
-      <w:r>
-        <w:br/>
-        <w:t xml:space="preserve">//OUT     DD </w:t>
-      </w:r>
-      <w:proofErr w:type="gramStart"/>
-      <w:r>
-        <w:t>DSN=UNIQUE.FILE,DISP</w:t>
-      </w:r>
-      <w:proofErr w:type="gramEnd"/>
-      <w:r>
-        <w:t>=...</w:t>
+        <w:t>//DFSMSG  DD SYSOUT=*</w:t>
+      </w:r>
+      <w:r>
+        <w:br/>
+        <w:t>//IN      DD DSN=EMP.FILE,DISP=SHR</w:t>
+      </w:r>
+      <w:r>
+        <w:br/>
+        <w:t>//OUT     DD DSN=UNIQUE.FILE,DISP=...</w:t>
       </w:r>
       <w:r>
         <w:br/>
@@ -4018,15 +3535,7 @@
       </w:r>
       <w:r>
         <w:br/>
-        <w:t xml:space="preserve">  UNIQUE FROM(IN) TO(OUT) ON(1,</w:t>
-      </w:r>
-      <w:proofErr w:type="gramStart"/>
-      <w:r>
-        <w:t>5,CH</w:t>
-      </w:r>
-      <w:proofErr w:type="gramEnd"/>
-      <w:r>
-        <w:t>)</w:t>
+        <w:t xml:space="preserve">  UNIQUE FROM(IN) TO(OUT) ON(1,5,CH)</w:t>
       </w:r>
       <w:r>
         <w:br/>
@@ -4085,12 +3594,22 @@
     <w:p>
       <w:pPr>
         <w:pStyle w:val="ListParagraph"/>
+        <w:spacing w:after="0"/>
+        <w:ind w:left="2160"/>
+      </w:pPr>
+    </w:p>
+    <w:p>
+      <w:pPr>
+        <w:pStyle w:val="ListParagraph"/>
         <w:numPr>
           <w:ilvl w:val="0"/>
           <w:numId w:val="6"/>
         </w:numPr>
         <w:spacing w:after="0"/>
       </w:pPr>
+      <w:r>
+        <w:t>https://chatgpt.com/share/6a82b4f9-65f4-83ee-b3cc-0b8c056e6e16</w:t>
+      </w:r>
     </w:p>
     <w:p>
       <w:pPr>
@@ -4123,7 +3642,7 @@
 </file>
 
 <file path=word/numbering.xml><?xml version="1.0" encoding="utf-8"?>
-<w:numbering xmlns:wpc="http://schemas.microsoft.com/office/word/2010/wordprocessingCanvas" xmlns:cx="http://schemas.microsoft.com/office/drawing/2014/chartex" xmlns:cx1="http://schemas.microsoft.com/office/drawing/2015/9/8/chartex" xmlns:cx2="http://schemas.microsoft.com/office/drawing/2015/10/21/chartex" xmlns:cx3="http://schemas.microsoft.com/office/drawing/2016/5/9/chartex" xmlns:cx4="http://schemas.microsoft.com/office/drawing/2016/5/10/chartex" xmlns:cx5="http://schemas.microsoft.com/office/drawing/2016/5/11/chartex" xmlns:cx6="http://schemas.microsoft.com/office/drawing/2016/5/12/chartex" xmlns:cx7="http://schemas.microsoft.com/office/drawing/2016/5/13/chartex" xmlns:cx8="http://schemas.microsoft.com/office/drawing/2016/5/14/chartex" xmlns:mc="http://schemas.openxmlformats.org/markup-compatibility/2006" xmlns:aink="http://schemas.microsoft.com/office/drawing/2016/ink" xmlns:am3d="http://schemas.microsoft.com/office/drawing/2017/model3d" xmlns:o="urn:schemas-microsoft-com:office:office" xmlns:oel="http://schemas.microsoft.com/office/2019/extlst" xmlns:r="http://schemas.openxmlformats.org/officeDocument/2006/relationships" xmlns:m="http://schemas.openxmlformats.org/officeDocument/2006/math" xmlns:v="urn:schemas-microsoft-com:vml" xmlns:wp14="http://schemas.microsoft.com/office/word/2010/wordprocessingDrawing" xmlns:wp="http://schemas.openxmlformats.org/drawingml/2006/wordprocessingDrawing" xmlns:w10="urn:schemas-microsoft-com:office:word" xmlns:w="http://schemas.openxmlformats.org/wordprocessingml/2006/main" xmlns:w14="http://schemas.microsoft.com/office/word/2010/wordml" xmlns:w15="http://schemas.microsoft.com/office/word/2012/wordml" xmlns:w16cex="http://schemas.microsoft.com/office/word/2018/wordml/cex" xmlns:w16cid="http://schemas.microsoft.com/office/word/2016/wordml/cid" xmlns:w16="http://schemas.microsoft.com/office/word/2018/wordml" xmlns:w16du="http://schemas.microsoft.com/office/word/2023/wordml/word16du" xmlns:w16sdtdh="http://schemas.microsoft.com/office/word/2020/wordml/sdtdatahash" xmlns:w16sdtfl="http://schemas.microsoft.com/office/word/2024/wordml/sdtformatlock" xmlns:w16se="http://schemas.microsoft.com/office/word/2015/wordml/symex" xmlns:wpg="http://schemas.microsoft.com/office/word/2010/wordprocessingGroup" xmlns:wpi="http://schemas.microsoft.com/office/word/2010/wordprocessingInk" xmlns:wne="http://schemas.microsoft.com/office/word/2006/wordml" xmlns:wps="http://schemas.microsoft.com/office/word/2010/wordprocessingShape" mc:Ignorable="w14 w15 w16se w16cid w16 w16cex w16sdtdh w16sdtfl w16du wp14">
+<w:numbering xmlns:wpc="http://schemas.microsoft.com/office/word/2010/wordprocessingCanvas" xmlns:cx="http://schemas.microsoft.com/office/drawing/2014/chartex" xmlns:cx1="http://schemas.microsoft.com/office/drawing/2015/9/8/chartex" xmlns:cx2="http://schemas.microsoft.com/office/drawing/2015/10/21/chartex" xmlns:cx3="http://schemas.microsoft.com/office/drawing/2016/5/9/chartex" xmlns:cx4="http://schemas.microsoft.com/office/drawing/2016/5/10/chartex" xmlns:cx5="http://schemas.microsoft.com/office/drawing/2016/5/11/chartex" xmlns:cx6="http://schemas.microsoft.com/office/drawing/2016/5/12/chartex" xmlns:cx7="http://schemas.microsoft.com/office/drawing/2016/5/13/chartex" xmlns:cx8="http://schemas.microsoft.com/office/drawing/2016/5/14/chartex" xmlns:mc="http://schemas.openxmlformats.org/markup-compatibility/2006" xmlns:aink="http://schemas.microsoft.com/office/drawing/2016/ink" xmlns:am3d="http://schemas.microsoft.com/office/drawing/2017/model3d" xmlns:o="urn:schemas-microsoft-com:office:office" xmlns:oel="http://schemas.microsoft.com/office/2019/extlst" xmlns:r="http://schemas.openxmlformats.org/officeDocument/2006/relationships" xmlns:m="http://schemas.openxmlformats.org/officeDocument/2006/math" xmlns:v="urn:schemas-microsoft-com:vml" xmlns:wp14="http://schemas.microsoft.com/office/word/2010/wordprocessingDrawing" xmlns:wp="http://schemas.openxmlformats.org/drawingml/2006/wordprocessingDrawing" xmlns:w10="urn:schemas-microsoft-com:office:word" xmlns:w="http://schemas.openxmlformats.org/wordprocessingml/2006/main" xmlns:w14="http://schemas.microsoft.com/office/word/2010/wordml" xmlns:w15="http://schemas.microsoft.com/office/word/2012/wordml" xmlns:w16cei="http://schemas.microsoft.com/office/word/2026/wordml/cei" xmlns:w16cex="http://schemas.microsoft.com/office/word/2018/wordml/cex" xmlns:w16cid="http://schemas.microsoft.com/office/word/2016/wordml/cid" xmlns:w16="http://schemas.microsoft.com/office/word/2018/wordml" xmlns:w16du="http://schemas.microsoft.com/office/word/2023/wordml/word16du" xmlns:w16sdtdh="http://schemas.microsoft.com/office/word/2020/wordml/sdtdatahash" xmlns:w16sdtfl="http://schemas.microsoft.com/office/word/2024/wordml/sdtformatlock" xmlns:w16se="http://schemas.microsoft.com/office/word/2015/wordml/symex" xmlns:wpg="http://schemas.microsoft.com/office/word/2010/wordprocessingGroup" xmlns:wpi="http://schemas.microsoft.com/office/word/2010/wordprocessingInk" xmlns:wne="http://schemas.microsoft.com/office/word/2006/wordml" xmlns:wps="http://schemas.microsoft.com/office/word/2010/wordprocessingShape" mc:Ignorable="w14 w15 w16se w16cid w16 w16cex w16sdtdh w16sdtfl w16du wp14">
   <w:abstractNum w:abstractNumId="0" w15:restartNumberingAfterBreak="0">
     <w:nsid w:val="04BC4CC7"/>
     <w:multiLevelType w:val="multilevel"/>
@@ -5955,6 +5474,7 @@
   <w:style w:type="character" w:default="1" w:styleId="DefaultParagraphFont">
     <w:name w:val="Default Paragraph Font"/>
     <w:uiPriority w:val="1"/>
+    <w:semiHidden/>
     <w:unhideWhenUsed/>
   </w:style>
   <w:style w:type="table" w:default="1" w:styleId="TableNormal">
